--- a/exports/word/Escalation_Procedures.docx
+++ b/exports/word/Escalation_Procedures.docx
@@ -4,294 +4,484 @@
   <w:body>
     <w:p>
       <w:pPr>
-        <w:pStyle w:val="Heading1"/>
-      </w:pPr>
-      <w:r>
-        <w:rPr>
+        <w:shd w:val="clear" w:fill="1E3A5F"/>
+        <w:spacing w:before="120" w:after="200"/>
+        <w:ind w:left="360" w:right="360"/>
+      </w:pPr>
+      <w:r>
+        <w:rPr>
+          <w:rFonts w:ascii="Calibri" w:hAnsi="Calibri"/>
+          <w:sz w:val="56"/>
           <w:b/>
-          <w:sz w:val="40"/>
+          <w:color w:val="FFFFFF"/>
         </w:rPr>
         <w:t xml:space="preserve">Escalation Procedures</w:t>
       </w:r>
     </w:p>
     <w:p>
       <w:pPr>
-        <w:pStyle w:val="Heading2"/>
-      </w:pPr>
-      <w:r>
-        <w:rPr>
+        <w:shd w:val="clear" w:fill="1E3A5F"/>
+        <w:spacing w:after="240"/>
+        <w:ind w:left="360" w:right="360"/>
+      </w:pPr>
+      <w:r>
+        <w:rPr>
+          <w:rFonts w:ascii="Calibri" w:hAnsi="Calibri"/>
+          <w:sz w:val="22"/>
+          <w:color w:val="E2E8F0"/>
+        </w:rPr>
+        <w:t xml:space="preserve">PLC &amp; automation support — match training site policy</w:t>
+      </w:r>
+    </w:p>
+    <w:p>
+      <w:pPr>
+        <w:pBdr>
+          <w:bottom w:val="single" w:sz="24" w:space="1" w:color="E8A820"/>
+        </w:pBdr>
+        <w:spacing w:after="200"/>
+      </w:pPr>
+    </w:p>
+    <w:p>
+      <w:pPr>
+        <w:pBdr>
+          <w:bottom w:val="single" w:sz="18" w:space="2" w:color="E8A820"/>
+        </w:pBdr>
+        <w:spacing w:before="280" w:after="120"/>
+      </w:pPr>
+      <w:r>
+        <w:rPr>
+          <w:rFonts w:ascii="Calibri" w:hAnsi="Calibri"/>
+          <w:sz w:val="36"/>
           <w:b/>
-          <w:sz w:val="28"/>
+          <w:color w:val="1E3A5F"/>
         </w:rPr>
         <w:t xml:space="preserve">Level 1: Technician Resolves Independently</w:t>
       </w:r>
     </w:p>
     <w:p>
-      <w:r>
-        <w:rPr>
-          <w:rFonts w:ascii="Calibri" w:hAnsi="Calibri"/>
-          <w:sz w:val="22"/>
+      <w:pPr>
+        <w:spacing w:after="160"/>
+      </w:pPr>
+      <w:r>
+        <w:rPr>
+          <w:rFonts w:ascii="Calibri" w:hAnsi="Calibri"/>
+          <w:sz w:val="20"/>
+          <w:color w:val="64748B"/>
+        </w:rPr>
+        <w:t xml:space="preserve">Tier: success</w:t>
+      </w:r>
+    </w:p>
+    <w:p>
+      <w:pPr>
+        <w:spacing w:after="120"/>
+      </w:pPr>
+      <w:r>
+        <w:rPr>
+          <w:rFonts w:ascii="Calibri" w:hAnsi="Calibri"/>
+          <w:sz w:val="22"/>
+          <w:color w:val="1E293B"/>
         </w:rPr>
         <w:t xml:space="preserve">• Sensor replacement (proximity, photoelectric, limit switch)</w:t>
       </w:r>
     </w:p>
     <w:p>
-      <w:r>
-        <w:rPr>
-          <w:rFonts w:ascii="Calibri" w:hAnsi="Calibri"/>
-          <w:sz w:val="22"/>
+      <w:pPr>
+        <w:spacing w:after="120"/>
+      </w:pPr>
+      <w:r>
+        <w:rPr>
+          <w:rFonts w:ascii="Calibri" w:hAnsi="Calibri"/>
+          <w:sz w:val="22"/>
+          <w:color w:val="1E293B"/>
         </w:rPr>
         <w:t xml:space="preserve">• Push button swap</w:t>
       </w:r>
     </w:p>
     <w:p>
-      <w:r>
-        <w:rPr>
-          <w:rFonts w:ascii="Calibri" w:hAnsi="Calibri"/>
-          <w:sz w:val="22"/>
+      <w:pPr>
+        <w:spacing w:after="120"/>
+      </w:pPr>
+      <w:r>
+        <w:rPr>
+          <w:rFonts w:ascii="Calibri" w:hAnsi="Calibri"/>
+          <w:sz w:val="22"/>
+          <w:color w:val="1E293B"/>
         </w:rPr>
         <w:t xml:space="preserve">• IP configuration and PLC connectivity</w:t>
       </w:r>
     </w:p>
     <w:p>
-      <w:r>
-        <w:rPr>
-          <w:rFonts w:ascii="Calibri" w:hAnsi="Calibri"/>
-          <w:sz w:val="22"/>
+      <w:pPr>
+        <w:spacing w:after="120"/>
+      </w:pPr>
+      <w:r>
+        <w:rPr>
+          <w:rFonts w:ascii="Calibri" w:hAnsi="Calibri"/>
+          <w:sz w:val="22"/>
+          <w:color w:val="1E293B"/>
         </w:rPr>
         <w:t xml:space="preserve">• HMI fault clear and alarm management</w:t>
       </w:r>
     </w:p>
     <w:p>
-      <w:r>
-        <w:rPr>
-          <w:rFonts w:ascii="Calibri" w:hAnsi="Calibri"/>
-          <w:sz w:val="22"/>
+      <w:pPr>
+        <w:spacing w:after="120"/>
+      </w:pPr>
+      <w:r>
+        <w:rPr>
+          <w:rFonts w:ascii="Calibri" w:hAnsi="Calibri"/>
+          <w:sz w:val="22"/>
+          <w:color w:val="1E293B"/>
         </w:rPr>
         <w:t xml:space="preserve">• Safety circuit reset (area scanner, light curtain, E-stop)</w:t>
       </w:r>
     </w:p>
     <w:p>
-      <w:r>
-        <w:rPr>
-          <w:rFonts w:ascii="Calibri" w:hAnsi="Calibri"/>
-          <w:sz w:val="22"/>
+      <w:pPr>
+        <w:spacing w:after="120"/>
+      </w:pPr>
+      <w:r>
+        <w:rPr>
+          <w:rFonts w:ascii="Calibri" w:hAnsi="Calibri"/>
+          <w:sz w:val="22"/>
+          <w:color w:val="1E293B"/>
         </w:rPr>
         <w:t xml:space="preserve">• Area scanner zone verification</w:t>
       </w:r>
     </w:p>
     <w:p>
-      <w:r>
-        <w:rPr>
-          <w:rFonts w:ascii="Calibri" w:hAnsi="Calibri"/>
-          <w:sz w:val="22"/>
+      <w:pPr>
+        <w:spacing w:after="120"/>
+      </w:pPr>
+      <w:r>
+        <w:rPr>
+          <w:rFonts w:ascii="Calibri" w:hAnsi="Calibri"/>
+          <w:sz w:val="22"/>
+          <w:color w:val="1E293B"/>
         </w:rPr>
         <w:t xml:space="preserve">• I/O signal trace via PLC software</w:t>
       </w:r>
     </w:p>
     <w:p>
-      <w:r>
-        <w:rPr>
-          <w:rFonts w:ascii="Calibri" w:hAnsi="Calibri"/>
-          <w:sz w:val="22"/>
+      <w:pPr>
+        <w:spacing w:after="120"/>
+      </w:pPr>
+      <w:r>
+        <w:rPr>
+          <w:rFonts w:ascii="Calibri" w:hAnsi="Calibri"/>
+          <w:sz w:val="22"/>
+          <w:color w:val="1E293B"/>
         </w:rPr>
         <w:t xml:space="preserve">• Fuse replacement (after identifying root cause of blown fuse)</w:t>
       </w:r>
     </w:p>
     <w:p>
       <w:pPr>
-        <w:pStyle w:val="Heading2"/>
-      </w:pPr>
-      <w:r>
-        <w:rPr>
+        <w:pBdr>
+          <w:bottom w:val="single" w:sz="18" w:space="2" w:color="E8A820"/>
+        </w:pBdr>
+        <w:spacing w:before="280" w:after="120"/>
+      </w:pPr>
+      <w:r>
+        <w:rPr>
+          <w:rFonts w:ascii="Calibri" w:hAnsi="Calibri"/>
+          <w:sz w:val="36"/>
           <w:b/>
-          <w:sz w:val="28"/>
+          <w:color w:val="1E3A5F"/>
         </w:rPr>
         <w:t xml:space="preserve">Level 2: Escalate to Lead Technician / Noah Staudacher</w:t>
       </w:r>
     </w:p>
     <w:p>
-      <w:r>
-        <w:rPr>
-          <w:rFonts w:ascii="Calibri" w:hAnsi="Calibri"/>
-          <w:sz w:val="22"/>
+      <w:pPr>
+        <w:spacing w:after="160"/>
+      </w:pPr>
+      <w:r>
+        <w:rPr>
+          <w:rFonts w:ascii="Calibri" w:hAnsi="Calibri"/>
+          <w:sz w:val="20"/>
+          <w:color w:val="64748B"/>
+        </w:rPr>
+        <w:t xml:space="preserve">Tier: warning</w:t>
+      </w:r>
+    </w:p>
+    <w:p>
+      <w:pPr>
+        <w:spacing w:after="120"/>
+      </w:pPr>
+      <w:r>
+        <w:rPr>
+          <w:rFonts w:ascii="Calibri" w:hAnsi="Calibri"/>
+          <w:sz w:val="22"/>
+          <w:color w:val="1E293B"/>
         </w:rPr>
         <w:t xml:space="preserve">• Ladder logic modification required</w:t>
       </w:r>
     </w:p>
     <w:p>
-      <w:r>
-        <w:rPr>
-          <w:rFonts w:ascii="Calibri" w:hAnsi="Calibri"/>
-          <w:sz w:val="22"/>
+      <w:pPr>
+        <w:spacing w:after="120"/>
+      </w:pPr>
+      <w:r>
+        <w:rPr>
+          <w:rFonts w:ascii="Calibri" w:hAnsi="Calibri"/>
+          <w:sz w:val="22"/>
+          <w:color w:val="1E293B"/>
         </w:rPr>
         <w:t xml:space="preserve">• Servo drive fault (E-series codes, STO errors)</w:t>
       </w:r>
     </w:p>
     <w:p>
-      <w:r>
-        <w:rPr>
-          <w:rFonts w:ascii="Calibri" w:hAnsi="Calibri"/>
-          <w:sz w:val="22"/>
+      <w:pPr>
+        <w:spacing w:after="120"/>
+      </w:pPr>
+      <w:r>
+        <w:rPr>
+          <w:rFonts w:ascii="Calibri" w:hAnsi="Calibri"/>
+          <w:sz w:val="22"/>
+          <w:color w:val="1E293B"/>
         </w:rPr>
         <w:t xml:space="preserve">• New I/O module addition or configuration</w:t>
       </w:r>
     </w:p>
     <w:p>
-      <w:r>
-        <w:rPr>
-          <w:rFonts w:ascii="Calibri" w:hAnsi="Calibri"/>
-          <w:sz w:val="22"/>
+      <w:pPr>
+        <w:spacing w:after="120"/>
+      </w:pPr>
+      <w:r>
+        <w:rPr>
+          <w:rFonts w:ascii="Calibri" w:hAnsi="Calibri"/>
+          <w:sz w:val="22"/>
+          <w:color w:val="1E293B"/>
         </w:rPr>
         <w:t xml:space="preserve">• Area scanner zone reprogramming on production equipment</w:t>
       </w:r>
     </w:p>
     <w:p>
-      <w:r>
-        <w:rPr>
-          <w:rFonts w:ascii="Calibri" w:hAnsi="Calibri"/>
-          <w:sz w:val="22"/>
+      <w:pPr>
+        <w:spacing w:after="120"/>
+      </w:pPr>
+      <w:r>
+        <w:rPr>
+          <w:rFonts w:ascii="Calibri" w:hAnsi="Calibri"/>
+          <w:sz w:val="22"/>
+          <w:color w:val="1E293B"/>
         </w:rPr>
         <w:t xml:space="preserve">• VFD parameter changes or fault diagnosis</w:t>
       </w:r>
     </w:p>
     <w:p>
-      <w:r>
-        <w:rPr>
-          <w:rFonts w:ascii="Calibri" w:hAnsi="Calibri"/>
-          <w:sz w:val="22"/>
+      <w:pPr>
+        <w:spacing w:after="120"/>
+      </w:pPr>
+      <w:r>
+        <w:rPr>
+          <w:rFonts w:ascii="Calibri" w:hAnsi="Calibri"/>
+          <w:sz w:val="22"/>
+          <w:color w:val="1E293B"/>
         </w:rPr>
         <w:t xml:space="preserve">• Any fault that persists after Level 1 troubleshooting</w:t>
       </w:r>
     </w:p>
     <w:p>
       <w:pPr>
-        <w:pStyle w:val="Heading2"/>
-      </w:pPr>
-      <w:r>
-        <w:rPr>
+        <w:pBdr>
+          <w:bottom w:val="single" w:sz="18" w:space="2" w:color="E8A820"/>
+        </w:pBdr>
+        <w:spacing w:before="280" w:after="120"/>
+      </w:pPr>
+      <w:r>
+        <w:rPr>
+          <w:rFonts w:ascii="Calibri" w:hAnsi="Calibri"/>
+          <w:sz w:val="36"/>
           <w:b/>
-          <w:sz w:val="28"/>
+          <w:color w:val="1E3A5F"/>
         </w:rPr>
         <w:t xml:space="preserve">Level 3: Escalate to Automation Engineering</w:t>
       </w:r>
     </w:p>
     <w:p>
-      <w:r>
-        <w:rPr>
-          <w:rFonts w:ascii="Calibri" w:hAnsi="Calibri"/>
-          <w:sz w:val="22"/>
+      <w:pPr>
+        <w:spacing w:after="160"/>
+      </w:pPr>
+      <w:r>
+        <w:rPr>
+          <w:rFonts w:ascii="Calibri" w:hAnsi="Calibri"/>
+          <w:sz w:val="20"/>
+          <w:color w:val="64748B"/>
+        </w:rPr>
+        <w:t xml:space="preserve">Tier: danger</w:t>
+      </w:r>
+    </w:p>
+    <w:p>
+      <w:pPr>
+        <w:spacing w:after="120"/>
+      </w:pPr>
+      <w:r>
+        <w:rPr>
+          <w:rFonts w:ascii="Calibri" w:hAnsi="Calibri"/>
+          <w:sz w:val="22"/>
+          <w:color w:val="1E293B"/>
         </w:rPr>
         <w:t xml:space="preserve">• PLC program structural changes</w:t>
       </w:r>
     </w:p>
     <w:p>
-      <w:r>
-        <w:rPr>
-          <w:rFonts w:ascii="Calibri" w:hAnsi="Calibri"/>
-          <w:sz w:val="22"/>
+      <w:pPr>
+        <w:spacing w:after="120"/>
+      </w:pPr>
+      <w:r>
+        <w:rPr>
+          <w:rFonts w:ascii="Calibri" w:hAnsi="Calibri"/>
+          <w:sz w:val="22"/>
+          <w:color w:val="1E293B"/>
         </w:rPr>
         <w:t xml:space="preserve">• EtherCAT/EtherNet/IP configuration changes</w:t>
       </w:r>
     </w:p>
     <w:p>
-      <w:r>
-        <w:rPr>
-          <w:rFonts w:ascii="Calibri" w:hAnsi="Calibri"/>
-          <w:sz w:val="22"/>
+      <w:pPr>
+        <w:spacing w:after="120"/>
+      </w:pPr>
+      <w:r>
+        <w:rPr>
+          <w:rFonts w:ascii="Calibri" w:hAnsi="Calibri"/>
+          <w:sz w:val="22"/>
+          <w:color w:val="1E293B"/>
         </w:rPr>
         <w:t xml:space="preserve">• New machine integration</w:t>
       </w:r>
     </w:p>
     <w:p>
-      <w:r>
-        <w:rPr>
-          <w:rFonts w:ascii="Calibri" w:hAnsi="Calibri"/>
-          <w:sz w:val="22"/>
+      <w:pPr>
+        <w:spacing w:after="120"/>
+      </w:pPr>
+      <w:r>
+        <w:rPr>
+          <w:rFonts w:ascii="Calibri" w:hAnsi="Calibri"/>
+          <w:sz w:val="22"/>
+          <w:color w:val="1E293B"/>
         </w:rPr>
         <w:t xml:space="preserve">• Firmware updates on any controller or drive</w:t>
       </w:r>
     </w:p>
     <w:p>
-      <w:r>
-        <w:rPr>
-          <w:rFonts w:ascii="Calibri" w:hAnsi="Calibri"/>
-          <w:sz w:val="22"/>
+      <w:pPr>
+        <w:spacing w:after="120"/>
+      </w:pPr>
+      <w:r>
+        <w:rPr>
+          <w:rFonts w:ascii="Calibri" w:hAnsi="Calibri"/>
+          <w:sz w:val="22"/>
+          <w:color w:val="1E293B"/>
         </w:rPr>
         <w:t xml:space="preserve">• Any unresolvable communication fault after Level 2 troubleshooting</w:t>
       </w:r>
     </w:p>
     <w:p>
-      <w:r>
-        <w:rPr>
-          <w:rFonts w:ascii="Calibri" w:hAnsi="Calibri"/>
-          <w:sz w:val="22"/>
+      <w:pPr>
+        <w:spacing w:after="120"/>
+      </w:pPr>
+      <w:r>
+        <w:rPr>
+          <w:rFonts w:ascii="Calibri" w:hAnsi="Calibri"/>
+          <w:sz w:val="22"/>
+          <w:color w:val="1E293B"/>
         </w:rPr>
         <w:t xml:space="preserve">• Safety system design changes</w:t>
       </w:r>
     </w:p>
     <w:p>
       <w:pPr>
-        <w:pStyle w:val="Heading2"/>
-      </w:pPr>
-      <w:r>
-        <w:rPr>
+        <w:pBdr>
+          <w:bottom w:val="single" w:sz="18" w:space="2" w:color="E8A820"/>
+        </w:pBdr>
+        <w:spacing w:before="280" w:after="120"/>
+      </w:pPr>
+      <w:r>
+        <w:rPr>
+          <w:rFonts w:ascii="Calibri" w:hAnsi="Calibri"/>
+          <w:sz w:val="36"/>
           <w:b/>
-          <w:sz w:val="28"/>
+          <w:color w:val="1E3A5F"/>
         </w:rPr>
         <w:t xml:space="preserve">Document before escalating</w:t>
       </w:r>
     </w:p>
     <w:p>
-      <w:r>
-        <w:rPr>
-          <w:rFonts w:ascii="Calibri" w:hAnsi="Calibri"/>
-          <w:sz w:val="22"/>
+      <w:pPr>
+        <w:spacing w:after="120"/>
+      </w:pPr>
+      <w:r>
+        <w:rPr>
+          <w:rFonts w:ascii="Calibri" w:hAnsi="Calibri"/>
+          <w:sz w:val="22"/>
+          <w:color w:val="1E293B"/>
         </w:rPr>
         <w:t xml:space="preserve">• Machine name and asset number</w:t>
       </w:r>
     </w:p>
     <w:p>
-      <w:r>
-        <w:rPr>
-          <w:rFonts w:ascii="Calibri" w:hAnsi="Calibri"/>
-          <w:sz w:val="22"/>
+      <w:pPr>
+        <w:spacing w:after="120"/>
+      </w:pPr>
+      <w:r>
+        <w:rPr>
+          <w:rFonts w:ascii="Calibri" w:hAnsi="Calibri"/>
+          <w:sz w:val="22"/>
+          <w:color w:val="1E293B"/>
         </w:rPr>
         <w:t xml:space="preserve">• PLC platform and software version</w:t>
       </w:r>
     </w:p>
     <w:p>
-      <w:r>
-        <w:rPr>
-          <w:rFonts w:ascii="Calibri" w:hAnsi="Calibri"/>
-          <w:sz w:val="22"/>
+      <w:pPr>
+        <w:spacing w:after="120"/>
+      </w:pPr>
+      <w:r>
+        <w:rPr>
+          <w:rFonts w:ascii="Calibri" w:hAnsi="Calibri"/>
+          <w:sz w:val="22"/>
+          <w:color w:val="1E293B"/>
         </w:rPr>
         <w:t xml:space="preserve">• HMI alarm code and alarm text (take a photo)</w:t>
       </w:r>
     </w:p>
     <w:p>
-      <w:r>
-        <w:rPr>
-          <w:rFonts w:ascii="Calibri" w:hAnsi="Calibri"/>
-          <w:sz w:val="22"/>
+      <w:pPr>
+        <w:spacing w:after="120"/>
+      </w:pPr>
+      <w:r>
+        <w:rPr>
+          <w:rFonts w:ascii="Calibri" w:hAnsi="Calibri"/>
+          <w:sz w:val="22"/>
+          <w:color w:val="1E293B"/>
         </w:rPr>
         <w:t xml:space="preserve">• Tag name(s) involved, current vs. expected values</w:t>
       </w:r>
     </w:p>
     <w:p>
-      <w:r>
-        <w:rPr>
-          <w:rFonts w:ascii="Calibri" w:hAnsi="Calibri"/>
-          <w:sz w:val="22"/>
+      <w:pPr>
+        <w:spacing w:after="120"/>
+      </w:pPr>
+      <w:r>
+        <w:rPr>
+          <w:rFonts w:ascii="Calibri" w:hAnsi="Calibri"/>
+          <w:sz w:val="22"/>
+          <w:color w:val="1E293B"/>
         </w:rPr>
         <w:t xml:space="preserve">• Steps already taken and results</w:t>
       </w:r>
     </w:p>
     <w:p>
-      <w:r>
-        <w:rPr>
-          <w:rFonts w:ascii="Calibri" w:hAnsi="Calibri"/>
-          <w:sz w:val="22"/>
+      <w:pPr>
+        <w:spacing w:after="120"/>
+      </w:pPr>
+      <w:r>
+        <w:rPr>
+          <w:rFonts w:ascii="Calibri" w:hAnsi="Calibri"/>
+          <w:sz w:val="22"/>
+          <w:color w:val="1E293B"/>
         </w:rPr>
         <w:t xml:space="preserve">• Time of fault occurrence and production impact</w:t>
       </w:r>
@@ -299,6 +489,9 @@
     <w:sectPr>
       <w:pgSz w:w="12240" w:h="15840"/>
       <w:pgMar w:top="1440" w:right="1440" w:bottom="1440" w:left="1440"/>
+      <w:pgBorders>
+        <w:top w:val="single" w:sz="48" w:space="0" w:color="E8A820"/>
+      </w:pgBorders>
     </w:sectPr>
   </w:body>
 </w:document>
